--- a/rancangan_aktualisasi/B48_BANCAR ANGGONO FARROS SANTOSA_REVISI RA.docx
+++ b/rancangan_aktualisasi/B48_BANCAR ANGGONO FARROS SANTOSA_REVISI RA.docx
@@ -426,7 +426,7 @@
           <w:sz w:val="28"/>
           <w:szCs w:val="28"/>
         </w:rPr>
-        <w:t>SMART GOVERMANANCE</w:t>
+        <w:t>SMART GOVERNANCE</w:t>
       </w:r>
     </w:p>
     <w:p>
@@ -3445,7 +3445,6 @@
         <w:t xml:space="preserve"> </w:t>
       </w:r>
       <w:proofErr w:type="spellStart"/>
-      <w:proofErr w:type="gramStart"/>
       <w:r>
         <w:rPr>
           <w:rFonts w:ascii="Arial" w:eastAsia="Calibri" w:hAnsi="Arial" w:cs="Arial"/>
@@ -3474,7 +3473,6 @@
         <w:t>s</w:t>
       </w:r>
       <w:proofErr w:type="spellEnd"/>
-      <w:proofErr w:type="gramEnd"/>
       <w:r>
         <w:rPr>
           <w:rFonts w:ascii="Arial" w:eastAsia="Calibri" w:hAnsi="Arial" w:cs="Arial"/>
@@ -3494,7 +3492,6 @@
         <w:t xml:space="preserve"> </w:t>
       </w:r>
       <w:proofErr w:type="spellStart"/>
-      <w:proofErr w:type="gramStart"/>
       <w:r>
         <w:rPr>
           <w:rFonts w:ascii="Arial" w:eastAsia="Calibri" w:hAnsi="Arial" w:cs="Arial"/>
@@ -3523,7 +3520,6 @@
         <w:t>u</w:t>
       </w:r>
       <w:proofErr w:type="spellEnd"/>
-      <w:proofErr w:type="gramEnd"/>
       <w:r>
         <w:rPr>
           <w:rFonts w:ascii="Arial" w:eastAsia="Calibri" w:hAnsi="Arial" w:cs="Arial"/>
@@ -3750,25 +3746,7 @@
           <w:sz w:val="24"/>
           <w:szCs w:val="24"/>
         </w:rPr>
-        <w:t xml:space="preserve">Letkol Adm Ismid Priatnadi Laga Lesmana, S.E., </w:t>
-      </w:r>
-      <w:proofErr w:type="gramStart"/>
-      <w:r>
-        <w:rPr>
-          <w:rFonts w:ascii="Arial" w:eastAsia="Calibri" w:hAnsi="Arial" w:cs="Arial"/>
-          <w:sz w:val="24"/>
-          <w:szCs w:val="24"/>
-        </w:rPr>
-        <w:t>M.Han</w:t>
-      </w:r>
-      <w:proofErr w:type="gramEnd"/>
-      <w:r>
-        <w:rPr>
-          <w:rFonts w:ascii="Arial" w:eastAsia="Calibri" w:hAnsi="Arial" w:cs="Arial"/>
-          <w:sz w:val="24"/>
-          <w:szCs w:val="24"/>
-        </w:rPr>
-        <w:t>.</w:t>
+        <w:t>Letkol Adm Ismid Priatnadi Laga Lesmana, S.E., M.Han.</w:t>
       </w:r>
     </w:p>
     <w:p>
@@ -5272,9 +5250,8 @@
           <w:szCs w:val="24"/>
           <w:lang w:val="fr-FR"/>
         </w:rPr>
-        <w:t>A.</w:t>
-      </w:r>
-      <w:proofErr w:type="gramStart"/>
+        <w:t>A.Md.</w:t>
+      </w:r>
       <w:r>
         <w:rPr>
           <w:rFonts w:ascii="Arial" w:eastAsia="Calibri" w:hAnsi="Arial" w:cs="Arial"/>
@@ -5282,19 +5259,9 @@
           <w:szCs w:val="24"/>
           <w:lang w:val="fr-FR"/>
         </w:rPr>
-        <w:t>Md.</w:t>
-      </w:r>
-      <w:r>
-        <w:rPr>
-          <w:rFonts w:ascii="Arial" w:eastAsia="Calibri" w:hAnsi="Arial" w:cs="Arial"/>
-          <w:sz w:val="24"/>
-          <w:szCs w:val="24"/>
-          <w:lang w:val="fr-FR"/>
-        </w:rPr>
         <w:t>Kom</w:t>
       </w:r>
       <w:proofErr w:type="spellEnd"/>
-      <w:proofErr w:type="gramEnd"/>
       <w:r>
         <w:rPr>
           <w:rFonts w:ascii="Arial" w:eastAsia="Calibri" w:hAnsi="Arial" w:cs="Arial"/>
@@ -9662,6 +9629,26 @@
           <w:szCs w:val="24"/>
           <w:lang w:val="en-US"/>
         </w:rPr>
+        <w:t xml:space="preserve"> aktualisasi ini </w:t>
+      </w:r>
+      <w:proofErr w:type="spellStart"/>
+      <w:r>
+        <w:rPr>
+          <w:rFonts w:ascii="Arial" w:hAnsi="Arial" w:cs="Arial"/>
+          <w:sz w:val="24"/>
+          <w:szCs w:val="24"/>
+          <w:lang w:val="en-US"/>
+        </w:rPr>
+        <w:t>adalah</w:t>
+      </w:r>
+      <w:proofErr w:type="spellEnd"/>
+      <w:r>
+        <w:rPr>
+          <w:rFonts w:ascii="Arial" w:hAnsi="Arial" w:cs="Arial"/>
+          <w:sz w:val="24"/>
+          <w:szCs w:val="24"/>
+          <w:lang w:val="en-US"/>
+        </w:rPr>
         <w:t xml:space="preserve"> </w:t>
       </w:r>
       <w:proofErr w:type="spellStart"/>
@@ -9672,7 +9659,7 @@
           <w:szCs w:val="24"/>
           <w:lang w:val="en-US"/>
         </w:rPr>
-        <w:t>aktualisasi</w:t>
+        <w:t>memberikan</w:t>
       </w:r>
       <w:proofErr w:type="spellEnd"/>
       <w:r>
@@ -9682,7 +9669,7 @@
           <w:szCs w:val="24"/>
           <w:lang w:val="en-US"/>
         </w:rPr>
-        <w:t xml:space="preserve"> ini </w:t>
+        <w:t xml:space="preserve"> </w:t>
       </w:r>
       <w:proofErr w:type="spellStart"/>
       <w:r>
@@ -9692,7 +9679,7 @@
           <w:szCs w:val="24"/>
           <w:lang w:val="en-US"/>
         </w:rPr>
-        <w:t>adalah</w:t>
+        <w:t>gambaran</w:t>
       </w:r>
       <w:proofErr w:type="spellEnd"/>
       <w:r>
@@ -9712,7 +9699,7 @@
           <w:szCs w:val="24"/>
           <w:lang w:val="en-US"/>
         </w:rPr>
-        <w:t>memberikan</w:t>
+        <w:t>mengenai</w:t>
       </w:r>
       <w:proofErr w:type="spellEnd"/>
       <w:r>
@@ -9732,7 +9719,7 @@
           <w:szCs w:val="24"/>
           <w:lang w:val="en-US"/>
         </w:rPr>
-        <w:t>gambaran</w:t>
+        <w:t>kegiatan</w:t>
       </w:r>
       <w:proofErr w:type="spellEnd"/>
       <w:r>
@@ -9752,7 +9739,7 @@
           <w:szCs w:val="24"/>
           <w:lang w:val="en-US"/>
         </w:rPr>
-        <w:t>mengenai</w:t>
+        <w:t>rancangan</w:t>
       </w:r>
       <w:proofErr w:type="spellEnd"/>
       <w:r>
@@ -9762,6 +9749,26 @@
           <w:szCs w:val="24"/>
           <w:lang w:val="en-US"/>
         </w:rPr>
+        <w:t xml:space="preserve"> aktualisasi yang harus </w:t>
+      </w:r>
+      <w:proofErr w:type="spellStart"/>
+      <w:r>
+        <w:rPr>
+          <w:rFonts w:ascii="Arial" w:hAnsi="Arial" w:cs="Arial"/>
+          <w:sz w:val="24"/>
+          <w:szCs w:val="24"/>
+          <w:lang w:val="en-US"/>
+        </w:rPr>
+        <w:t>dilakukan</w:t>
+      </w:r>
+      <w:proofErr w:type="spellEnd"/>
+      <w:r>
+        <w:rPr>
+          <w:rFonts w:ascii="Arial" w:hAnsi="Arial" w:cs="Arial"/>
+          <w:sz w:val="24"/>
+          <w:szCs w:val="24"/>
+          <w:lang w:val="en-US"/>
+        </w:rPr>
         <w:t xml:space="preserve"> </w:t>
       </w:r>
       <w:proofErr w:type="spellStart"/>
@@ -9772,7 +9779,7 @@
           <w:szCs w:val="24"/>
           <w:lang w:val="en-US"/>
         </w:rPr>
-        <w:t>kegiatan</w:t>
+        <w:t>terkait</w:t>
       </w:r>
       <w:proofErr w:type="spellEnd"/>
       <w:r>
@@ -9784,6 +9791,15 @@
         </w:rPr>
         <w:t xml:space="preserve"> </w:t>
       </w:r>
+      <w:r>
+        <w:rPr>
+          <w:rFonts w:ascii="Arial" w:hAnsi="Arial" w:cs="Arial"/>
+          <w:sz w:val="24"/>
+          <w:szCs w:val="24"/>
+          <w:lang w:val="en-US"/>
+        </w:rPr>
+        <w:t>”</w:t>
+      </w:r>
       <w:proofErr w:type="spellStart"/>
       <w:r>
         <w:rPr>
@@ -9792,100 +9808,9 @@
           <w:szCs w:val="24"/>
           <w:lang w:val="en-US"/>
         </w:rPr>
-        <w:t>rancangan</w:t>
+        <w:t>Optimalisasi</w:t>
       </w:r>
       <w:proofErr w:type="spellEnd"/>
-      <w:r>
-        <w:rPr>
-          <w:rFonts w:ascii="Arial" w:hAnsi="Arial" w:cs="Arial"/>
-          <w:sz w:val="24"/>
-          <w:szCs w:val="24"/>
-          <w:lang w:val="en-US"/>
-        </w:rPr>
-        <w:t xml:space="preserve"> </w:t>
-      </w:r>
-      <w:proofErr w:type="spellStart"/>
-      <w:r>
-        <w:rPr>
-          <w:rFonts w:ascii="Arial" w:hAnsi="Arial" w:cs="Arial"/>
-          <w:sz w:val="24"/>
-          <w:szCs w:val="24"/>
-          <w:lang w:val="en-US"/>
-        </w:rPr>
-        <w:t>aktualisasi</w:t>
-      </w:r>
-      <w:proofErr w:type="spellEnd"/>
-      <w:r>
-        <w:rPr>
-          <w:rFonts w:ascii="Arial" w:hAnsi="Arial" w:cs="Arial"/>
-          <w:sz w:val="24"/>
-          <w:szCs w:val="24"/>
-          <w:lang w:val="en-US"/>
-        </w:rPr>
-        <w:t xml:space="preserve"> yang harus </w:t>
-      </w:r>
-      <w:proofErr w:type="spellStart"/>
-      <w:r>
-        <w:rPr>
-          <w:rFonts w:ascii="Arial" w:hAnsi="Arial" w:cs="Arial"/>
-          <w:sz w:val="24"/>
-          <w:szCs w:val="24"/>
-          <w:lang w:val="en-US"/>
-        </w:rPr>
-        <w:t>dilakukan</w:t>
-      </w:r>
-      <w:proofErr w:type="spellEnd"/>
-      <w:r>
-        <w:rPr>
-          <w:rFonts w:ascii="Arial" w:hAnsi="Arial" w:cs="Arial"/>
-          <w:sz w:val="24"/>
-          <w:szCs w:val="24"/>
-          <w:lang w:val="en-US"/>
-        </w:rPr>
-        <w:t xml:space="preserve"> </w:t>
-      </w:r>
-      <w:proofErr w:type="spellStart"/>
-      <w:proofErr w:type="gramStart"/>
-      <w:r>
-        <w:rPr>
-          <w:rFonts w:ascii="Arial" w:hAnsi="Arial" w:cs="Arial"/>
-          <w:sz w:val="24"/>
-          <w:szCs w:val="24"/>
-          <w:lang w:val="en-US"/>
-        </w:rPr>
-        <w:t>terkait</w:t>
-      </w:r>
-      <w:proofErr w:type="spellEnd"/>
-      <w:r>
-        <w:rPr>
-          <w:rFonts w:ascii="Arial" w:hAnsi="Arial" w:cs="Arial"/>
-          <w:sz w:val="24"/>
-          <w:szCs w:val="24"/>
-          <w:lang w:val="en-US"/>
-        </w:rPr>
-        <w:t xml:space="preserve"> </w:t>
-      </w:r>
-      <w:r>
-        <w:rPr>
-          <w:rFonts w:ascii="Arial" w:hAnsi="Arial" w:cs="Arial"/>
-          <w:sz w:val="24"/>
-          <w:szCs w:val="24"/>
-          <w:lang w:val="en-US"/>
-        </w:rPr>
-        <w:t>”</w:t>
-      </w:r>
-      <w:proofErr w:type="spellStart"/>
-      <w:r>
-        <w:rPr>
-          <w:rFonts w:ascii="Arial" w:hAnsi="Arial" w:cs="Arial"/>
-          <w:sz w:val="24"/>
-          <w:szCs w:val="24"/>
-          <w:lang w:val="en-US"/>
-        </w:rPr>
-        <w:t>Optimalisasi</w:t>
-      </w:r>
-      <w:proofErr w:type="spellEnd"/>
-      <w:proofErr w:type="gramEnd"/>
       <w:r>
         <w:rPr>
           <w:rFonts w:ascii="Arial" w:hAnsi="Arial" w:cs="Arial"/>
@@ -10060,8 +9985,37 @@
           <w:szCs w:val="24"/>
           <w:lang w:val="en-US"/>
         </w:rPr>
+        <w:t xml:space="preserve"> aktualisasi </w:t>
+      </w:r>
+      <w:proofErr w:type="spellStart"/>
+      <w:r>
+        <w:rPr>
+          <w:rFonts w:ascii="Arial" w:hAnsi="Arial" w:cs="Arial"/>
+          <w:sz w:val="24"/>
+          <w:szCs w:val="24"/>
+          <w:lang w:val="en-US"/>
+        </w:rPr>
+        <w:t>terkait</w:t>
+      </w:r>
+      <w:proofErr w:type="spellEnd"/>
+      <w:r>
+        <w:rPr>
+          <w:rFonts w:ascii="Arial" w:hAnsi="Arial" w:cs="Arial"/>
+          <w:sz w:val="24"/>
+          <w:szCs w:val="24"/>
+          <w:lang w:val="en-US"/>
+        </w:rPr>
         <w:t xml:space="preserve"> </w:t>
       </w:r>
+      <w:r>
+        <w:rPr>
+          <w:rFonts w:ascii="Arial" w:hAnsi="Arial" w:cs="Arial"/>
+          <w:sz w:val="24"/>
+          <w:szCs w:val="24"/>
+          <w:lang w:val="en-US"/>
+        </w:rPr>
+        <w:t>”</w:t>
+      </w:r>
       <w:proofErr w:type="spellStart"/>
       <w:r>
         <w:rPr>
@@ -10070,60 +10024,9 @@
           <w:szCs w:val="24"/>
           <w:lang w:val="en-US"/>
         </w:rPr>
-        <w:t>aktualisasi</w:t>
+        <w:t>Optimalisasi</w:t>
       </w:r>
       <w:proofErr w:type="spellEnd"/>
-      <w:r>
-        <w:rPr>
-          <w:rFonts w:ascii="Arial" w:hAnsi="Arial" w:cs="Arial"/>
-          <w:sz w:val="24"/>
-          <w:szCs w:val="24"/>
-          <w:lang w:val="en-US"/>
-        </w:rPr>
-        <w:t xml:space="preserve"> </w:t>
-      </w:r>
-      <w:proofErr w:type="spellStart"/>
-      <w:proofErr w:type="gramStart"/>
-      <w:r>
-        <w:rPr>
-          <w:rFonts w:ascii="Arial" w:hAnsi="Arial" w:cs="Arial"/>
-          <w:sz w:val="24"/>
-          <w:szCs w:val="24"/>
-          <w:lang w:val="en-US"/>
-        </w:rPr>
-        <w:t>terkait</w:t>
-      </w:r>
-      <w:proofErr w:type="spellEnd"/>
-      <w:r>
-        <w:rPr>
-          <w:rFonts w:ascii="Arial" w:hAnsi="Arial" w:cs="Arial"/>
-          <w:sz w:val="24"/>
-          <w:szCs w:val="24"/>
-          <w:lang w:val="en-US"/>
-        </w:rPr>
-        <w:t xml:space="preserve"> </w:t>
-      </w:r>
-      <w:r>
-        <w:rPr>
-          <w:rFonts w:ascii="Arial" w:hAnsi="Arial" w:cs="Arial"/>
-          <w:sz w:val="24"/>
-          <w:szCs w:val="24"/>
-          <w:lang w:val="en-US"/>
-        </w:rPr>
-        <w:t>”</w:t>
-      </w:r>
-      <w:proofErr w:type="spellStart"/>
-      <w:r>
-        <w:rPr>
-          <w:rFonts w:ascii="Arial" w:hAnsi="Arial" w:cs="Arial"/>
-          <w:sz w:val="24"/>
-          <w:szCs w:val="24"/>
-          <w:lang w:val="en-US"/>
-        </w:rPr>
-        <w:t>Optimalisasi</w:t>
-      </w:r>
-      <w:proofErr w:type="spellEnd"/>
-      <w:proofErr w:type="gramEnd"/>
       <w:r>
         <w:rPr>
           <w:rFonts w:ascii="Arial" w:hAnsi="Arial" w:cs="Arial"/>
@@ -10603,6 +10506,26 @@
           <w:szCs w:val="24"/>
           <w:lang w:val="en-US"/>
         </w:rPr>
+        <w:t xml:space="preserve"> aktualisasi ini </w:t>
+      </w:r>
+      <w:proofErr w:type="spellStart"/>
+      <w:r>
+        <w:rPr>
+          <w:rFonts w:ascii="Arial" w:hAnsi="Arial" w:cs="Arial"/>
+          <w:sz w:val="24"/>
+          <w:szCs w:val="24"/>
+          <w:lang w:val="en-US"/>
+        </w:rPr>
+        <w:t>sebatas</w:t>
+      </w:r>
+      <w:proofErr w:type="spellEnd"/>
+      <w:r>
+        <w:rPr>
+          <w:rFonts w:ascii="Arial" w:hAnsi="Arial" w:cs="Arial"/>
+          <w:sz w:val="24"/>
+          <w:szCs w:val="24"/>
+          <w:lang w:val="en-US"/>
+        </w:rPr>
         <w:t xml:space="preserve"> </w:t>
       </w:r>
       <w:proofErr w:type="spellStart"/>
@@ -10613,7 +10536,7 @@
           <w:szCs w:val="24"/>
           <w:lang w:val="en-US"/>
         </w:rPr>
-        <w:t>aktualisasi</w:t>
+        <w:t>membahas</w:t>
       </w:r>
       <w:proofErr w:type="spellEnd"/>
       <w:r>
@@ -10623,7 +10546,7 @@
           <w:szCs w:val="24"/>
           <w:lang w:val="en-US"/>
         </w:rPr>
-        <w:t xml:space="preserve"> ini </w:t>
+        <w:t xml:space="preserve"> </w:t>
       </w:r>
       <w:proofErr w:type="spellStart"/>
       <w:r>
@@ -10633,7 +10556,7 @@
           <w:szCs w:val="24"/>
           <w:lang w:val="en-US"/>
         </w:rPr>
-        <w:t>sebatas</w:t>
+        <w:t>tentang</w:t>
       </w:r>
       <w:proofErr w:type="spellEnd"/>
       <w:r>
@@ -10645,6 +10568,15 @@
         </w:rPr>
         <w:t xml:space="preserve"> </w:t>
       </w:r>
+      <w:r>
+        <w:rPr>
+          <w:rFonts w:ascii="Arial" w:hAnsi="Arial" w:cs="Arial"/>
+          <w:sz w:val="24"/>
+          <w:szCs w:val="24"/>
+          <w:lang w:val="en-US"/>
+        </w:rPr>
+        <w:t>”</w:t>
+      </w:r>
       <w:proofErr w:type="spellStart"/>
       <w:r>
         <w:rPr>
@@ -10653,7 +10585,7 @@
           <w:szCs w:val="24"/>
           <w:lang w:val="en-US"/>
         </w:rPr>
-        <w:t>membahas</w:t>
+        <w:t>Optimalisasi</w:t>
       </w:r>
       <w:proofErr w:type="spellEnd"/>
       <w:r>
@@ -10663,10 +10595,49 @@
           <w:szCs w:val="24"/>
           <w:lang w:val="en-US"/>
         </w:rPr>
+        <w:t xml:space="preserve"> Arsip Dokumen </w:t>
+      </w:r>
+      <w:proofErr w:type="spellStart"/>
+      <w:r>
+        <w:rPr>
+          <w:rFonts w:ascii="Arial" w:hAnsi="Arial" w:cs="Arial"/>
+          <w:sz w:val="24"/>
+          <w:szCs w:val="24"/>
+          <w:lang w:val="en-US"/>
+        </w:rPr>
+        <w:t>Disposisi</w:t>
+      </w:r>
+      <w:proofErr w:type="spellEnd"/>
+      <w:r>
+        <w:rPr>
+          <w:rFonts w:ascii="Arial" w:hAnsi="Arial" w:cs="Arial"/>
+          <w:sz w:val="24"/>
+          <w:szCs w:val="24"/>
+          <w:lang w:val="en-US"/>
+        </w:rPr>
+        <w:t xml:space="preserve"> di </w:t>
+      </w:r>
+      <w:proofErr w:type="spellStart"/>
+      <w:r>
+        <w:rPr>
+          <w:rFonts w:ascii="Arial" w:hAnsi="Arial" w:cs="Arial"/>
+          <w:sz w:val="24"/>
+          <w:szCs w:val="24"/>
+          <w:lang w:val="en-US"/>
+        </w:rPr>
+        <w:t>Subdisminbata</w:t>
+      </w:r>
+      <w:proofErr w:type="spellEnd"/>
+      <w:r>
+        <w:rPr>
+          <w:rFonts w:ascii="Arial" w:hAnsi="Arial" w:cs="Arial"/>
+          <w:sz w:val="24"/>
+          <w:szCs w:val="24"/>
+          <w:lang w:val="en-US"/>
+        </w:rPr>
         <w:t xml:space="preserve"> </w:t>
       </w:r>
       <w:proofErr w:type="spellStart"/>
-      <w:proofErr w:type="gramStart"/>
       <w:r>
         <w:rPr>
           <w:rFonts w:ascii="Arial" w:hAnsi="Arial" w:cs="Arial"/>
@@ -10674,7 +10645,7 @@
           <w:szCs w:val="24"/>
           <w:lang w:val="en-US"/>
         </w:rPr>
-        <w:t>tentang</w:t>
+        <w:t>Disminpersau</w:t>
       </w:r>
       <w:proofErr w:type="spellEnd"/>
       <w:r>
@@ -10684,8 +10655,49 @@
           <w:szCs w:val="24"/>
           <w:lang w:val="en-US"/>
         </w:rPr>
+        <w:t xml:space="preserve">”. </w:t>
+      </w:r>
+      <w:proofErr w:type="spellStart"/>
+      <w:r>
+        <w:rPr>
+          <w:rFonts w:ascii="Arial" w:hAnsi="Arial" w:cs="Arial"/>
+          <w:sz w:val="24"/>
+          <w:szCs w:val="24"/>
+          <w:lang w:val="en-US"/>
+        </w:rPr>
+        <w:t>Jangka</w:t>
+      </w:r>
+      <w:proofErr w:type="spellEnd"/>
+      <w:r>
+        <w:rPr>
+          <w:rFonts w:ascii="Arial" w:hAnsi="Arial" w:cs="Arial"/>
+          <w:sz w:val="24"/>
+          <w:szCs w:val="24"/>
+          <w:lang w:val="en-US"/>
+        </w:rPr>
+        <w:t xml:space="preserve"> waktu </w:t>
+      </w:r>
+      <w:proofErr w:type="spellStart"/>
+      <w:r>
+        <w:rPr>
+          <w:rFonts w:ascii="Arial" w:hAnsi="Arial" w:cs="Arial"/>
+          <w:sz w:val="24"/>
+          <w:szCs w:val="24"/>
+          <w:lang w:val="en-US"/>
+        </w:rPr>
+        <w:t>pelaksanaan</w:t>
+      </w:r>
+      <w:proofErr w:type="spellEnd"/>
+      <w:r>
+        <w:rPr>
+          <w:rFonts w:ascii="Arial" w:hAnsi="Arial" w:cs="Arial"/>
+          <w:sz w:val="24"/>
+          <w:szCs w:val="24"/>
+          <w:lang w:val="en-US"/>
+        </w:rPr>
         <w:t xml:space="preserve"> </w:t>
       </w:r>
+      <w:proofErr w:type="spellStart"/>
       <w:r>
         <w:rPr>
           <w:rFonts w:ascii="Arial" w:hAnsi="Arial" w:cs="Arial"/>
@@ -10693,9 +10705,9 @@
           <w:szCs w:val="24"/>
           <w:lang w:val="en-US"/>
         </w:rPr>
-        <w:t>”</w:t>
-      </w:r>
-      <w:proofErr w:type="spellStart"/>
+        <w:t>kegiatan</w:t>
+      </w:r>
+      <w:proofErr w:type="spellEnd"/>
       <w:r>
         <w:rPr>
           <w:rFonts w:ascii="Arial" w:hAnsi="Arial" w:cs="Arial"/>
@@ -10703,158 +10715,7 @@
           <w:szCs w:val="24"/>
           <w:lang w:val="en-US"/>
         </w:rPr>
-        <w:t>Optimalisasi</w:t>
-      </w:r>
-      <w:proofErr w:type="spellEnd"/>
-      <w:proofErr w:type="gramEnd"/>
-      <w:r>
-        <w:rPr>
-          <w:rFonts w:ascii="Arial" w:hAnsi="Arial" w:cs="Arial"/>
-          <w:sz w:val="24"/>
-          <w:szCs w:val="24"/>
-          <w:lang w:val="en-US"/>
-        </w:rPr>
-        <w:t xml:space="preserve"> Arsip Dokumen </w:t>
-      </w:r>
-      <w:proofErr w:type="spellStart"/>
-      <w:r>
-        <w:rPr>
-          <w:rFonts w:ascii="Arial" w:hAnsi="Arial" w:cs="Arial"/>
-          <w:sz w:val="24"/>
-          <w:szCs w:val="24"/>
-          <w:lang w:val="en-US"/>
-        </w:rPr>
-        <w:t>Disposisi</w:t>
-      </w:r>
-      <w:proofErr w:type="spellEnd"/>
-      <w:r>
-        <w:rPr>
-          <w:rFonts w:ascii="Arial" w:hAnsi="Arial" w:cs="Arial"/>
-          <w:sz w:val="24"/>
-          <w:szCs w:val="24"/>
-          <w:lang w:val="en-US"/>
-        </w:rPr>
-        <w:t xml:space="preserve"> di </w:t>
-      </w:r>
-      <w:proofErr w:type="spellStart"/>
-      <w:r>
-        <w:rPr>
-          <w:rFonts w:ascii="Arial" w:hAnsi="Arial" w:cs="Arial"/>
-          <w:sz w:val="24"/>
-          <w:szCs w:val="24"/>
-          <w:lang w:val="en-US"/>
-        </w:rPr>
-        <w:t>Subdisminbata</w:t>
-      </w:r>
-      <w:proofErr w:type="spellEnd"/>
-      <w:r>
-        <w:rPr>
-          <w:rFonts w:ascii="Arial" w:hAnsi="Arial" w:cs="Arial"/>
-          <w:sz w:val="24"/>
-          <w:szCs w:val="24"/>
-          <w:lang w:val="en-US"/>
-        </w:rPr>
-        <w:t xml:space="preserve"> </w:t>
-      </w:r>
-      <w:proofErr w:type="spellStart"/>
-      <w:r>
-        <w:rPr>
-          <w:rFonts w:ascii="Arial" w:hAnsi="Arial" w:cs="Arial"/>
-          <w:sz w:val="24"/>
-          <w:szCs w:val="24"/>
-          <w:lang w:val="en-US"/>
-        </w:rPr>
-        <w:t>Disminpersau</w:t>
-      </w:r>
-      <w:proofErr w:type="spellEnd"/>
-      <w:r>
-        <w:rPr>
-          <w:rFonts w:ascii="Arial" w:hAnsi="Arial" w:cs="Arial"/>
-          <w:sz w:val="24"/>
-          <w:szCs w:val="24"/>
-          <w:lang w:val="en-US"/>
-        </w:rPr>
-        <w:t xml:space="preserve">”. </w:t>
-      </w:r>
-      <w:proofErr w:type="spellStart"/>
-      <w:r>
-        <w:rPr>
-          <w:rFonts w:ascii="Arial" w:hAnsi="Arial" w:cs="Arial"/>
-          <w:sz w:val="24"/>
-          <w:szCs w:val="24"/>
-          <w:lang w:val="en-US"/>
-        </w:rPr>
-        <w:t>Jangka</w:t>
-      </w:r>
-      <w:proofErr w:type="spellEnd"/>
-      <w:r>
-        <w:rPr>
-          <w:rFonts w:ascii="Arial" w:hAnsi="Arial" w:cs="Arial"/>
-          <w:sz w:val="24"/>
-          <w:szCs w:val="24"/>
-          <w:lang w:val="en-US"/>
-        </w:rPr>
-        <w:t xml:space="preserve"> waktu </w:t>
-      </w:r>
-      <w:proofErr w:type="spellStart"/>
-      <w:r>
-        <w:rPr>
-          <w:rFonts w:ascii="Arial" w:hAnsi="Arial" w:cs="Arial"/>
-          <w:sz w:val="24"/>
-          <w:szCs w:val="24"/>
-          <w:lang w:val="en-US"/>
-        </w:rPr>
-        <w:t>pelaksanaan</w:t>
-      </w:r>
-      <w:proofErr w:type="spellEnd"/>
-      <w:r>
-        <w:rPr>
-          <w:rFonts w:ascii="Arial" w:hAnsi="Arial" w:cs="Arial"/>
-          <w:sz w:val="24"/>
-          <w:szCs w:val="24"/>
-          <w:lang w:val="en-US"/>
-        </w:rPr>
-        <w:t xml:space="preserve"> </w:t>
-      </w:r>
-      <w:proofErr w:type="spellStart"/>
-      <w:r>
-        <w:rPr>
-          <w:rFonts w:ascii="Arial" w:hAnsi="Arial" w:cs="Arial"/>
-          <w:sz w:val="24"/>
-          <w:szCs w:val="24"/>
-          <w:lang w:val="en-US"/>
-        </w:rPr>
-        <w:t>kegiatan</w:t>
-      </w:r>
-      <w:proofErr w:type="spellEnd"/>
-      <w:r>
-        <w:rPr>
-          <w:rFonts w:ascii="Arial" w:hAnsi="Arial" w:cs="Arial"/>
-          <w:sz w:val="24"/>
-          <w:szCs w:val="24"/>
-          <w:lang w:val="en-US"/>
-        </w:rPr>
-        <w:t xml:space="preserve"> </w:t>
-      </w:r>
-      <w:proofErr w:type="spellStart"/>
-      <w:r>
-        <w:rPr>
-          <w:rFonts w:ascii="Arial" w:hAnsi="Arial" w:cs="Arial"/>
-          <w:sz w:val="24"/>
-          <w:szCs w:val="24"/>
-          <w:lang w:val="en-US"/>
-        </w:rPr>
-        <w:t>aktualisasi</w:t>
-      </w:r>
-      <w:proofErr w:type="spellEnd"/>
-      <w:r>
-        <w:rPr>
-          <w:rFonts w:ascii="Arial" w:hAnsi="Arial" w:cs="Arial"/>
-          <w:sz w:val="24"/>
-          <w:szCs w:val="24"/>
-          <w:lang w:val="en-US"/>
-        </w:rPr>
-        <w:t xml:space="preserve"> </w:t>
+        <w:t xml:space="preserve"> aktualisasi </w:t>
       </w:r>
       <w:proofErr w:type="spellStart"/>
       <w:r>
@@ -32063,23 +31924,9 @@
           <w:szCs w:val="24"/>
           <w:lang w:val="en-US"/>
         </w:rPr>
-        <w:t xml:space="preserve"> Jadwal </w:t>
-      </w:r>
-      <w:proofErr w:type="spellStart"/>
-      <w:r>
-        <w:rPr>
-          <w:rFonts w:ascii="Arial" w:hAnsi="Arial" w:cs="Arial"/>
-          <w:i w:val="0"/>
-          <w:iCs w:val="0"/>
-          <w:color w:val="000000" w:themeColor="text1"/>
-          <w:sz w:val="24"/>
-          <w:szCs w:val="24"/>
-          <w:lang w:val="en-US"/>
-        </w:rPr>
-        <w:t>Aktualisasi</w:t>
+        <w:t xml:space="preserve"> Jadwal Aktualisasi</w:t>
       </w:r>
       <w:bookmarkEnd w:id="37"/>
-      <w:proofErr w:type="spellEnd"/>
     </w:p>
     <w:tbl>
       <w:tblPr>
@@ -33190,11 +33037,11 @@
         <w:t>LAMPIRA</w:t>
       </w:r>
     </w:p>
+    <w:bookmarkStart w:id="38" w:name="_Toc209385528"/>
     <w:p>
       <w:pPr>
         <w:pStyle w:val="Style1"/>
       </w:pPr>
-      <w:bookmarkStart w:id="38" w:name="_Toc209385528"/>
       <w:r>
         <w:rPr>
           <w:noProof/>
